--- a/Estructura EB2/Chatbot inteligente para atención al cliente en una tienda de ropa online.docx
+++ b/Estructura EB2/Chatbot inteligente para atención al cliente en una tienda de ropa online.docx
@@ -153,22 +153,6 @@
     </w:p>
     <w:p>
       <w:pPr>
-        <w:rPr>
-          <w:sz w:val="28"/>
-          <w:szCs w:val="28"/>
-        </w:rPr>
-      </w:pPr>
-      <w:r>
-        <w:rPr>
-          <w:sz w:val="28"/>
-          <w:szCs w:val="28"/>
-          <w:highlight w:val="yellow"/>
-        </w:rPr>
-        <w:t>Escoger solamente los correctos.</w:t>
-      </w:r>
-    </w:p>
-    <w:p>
-      <w:pPr>
         <w:pStyle w:val="ListParagraph"/>
         <w:numPr>
           <w:ilvl w:val="0"/>
@@ -228,7 +212,7 @@
         <w:jc w:val="both"/>
       </w:pPr>
       <w:r>
-        <w:t xml:space="preserve">Desarrollar un </w:t>
+        <w:t xml:space="preserve">Diseñar, entrenar e integrar el </w:t>
       </w:r>
       <w:proofErr w:type="spellStart"/>
       <w:r>
@@ -236,13 +220,15 @@
       </w:r>
       <w:proofErr w:type="spellEnd"/>
       <w:r>
-        <w:t xml:space="preserve"> con una interfaz </w:t>
-      </w:r>
-      <w:r>
-        <w:t xml:space="preserve">muy bonita </w:t>
-      </w:r>
-      <w:r>
-        <w:t>que refleje la identidad visual de la tienda.</w:t>
+        <w:t xml:space="preserve"> con respuestas automáticas en el sitio web de </w:t>
+      </w:r>
+      <w:proofErr w:type="spellStart"/>
+      <w:r>
+        <w:t>ModaClick</w:t>
+      </w:r>
+      <w:proofErr w:type="spellEnd"/>
+      <w:r>
+        <w:t>.</w:t>
       </w:r>
     </w:p>
     <w:p>
@@ -256,7 +242,7 @@
         <w:jc w:val="both"/>
       </w:pPr>
       <w:r>
-        <w:t xml:space="preserve">Diseñar, entrenar e integrar el </w:t>
+        <w:t xml:space="preserve">Medir el impacto del </w:t>
       </w:r>
       <w:proofErr w:type="spellStart"/>
       <w:r>
@@ -264,70 +250,42 @@
       </w:r>
       <w:proofErr w:type="spellEnd"/>
       <w:r>
-        <w:t xml:space="preserve"> con respuestas automáticas en el sitio web de </w:t>
-      </w:r>
-      <w:proofErr w:type="spellStart"/>
-      <w:r>
-        <w:t>ModaClick</w:t>
-      </w:r>
-      <w:proofErr w:type="spellEnd"/>
-      <w:r>
-        <w:t>.</w:t>
-      </w:r>
-    </w:p>
-    <w:p>
-      <w:pPr>
-        <w:pStyle w:val="ListParagraph"/>
-        <w:numPr>
-          <w:ilvl w:val="0"/>
-          <w:numId w:val="2"/>
-        </w:numPr>
+        <w:t xml:space="preserve"> en la atención al cliente y el tiempo de</w:t>
+      </w:r>
+      <w:r>
+        <w:t xml:space="preserve"> </w:t>
+      </w:r>
+      <w:r>
+        <w:t>respuesta.</w:t>
+      </w:r>
+    </w:p>
+    <w:p>
+      <w:pPr>
         <w:spacing w:before="100" w:beforeAutospacing="1" w:after="100" w:afterAutospacing="1" w:line="240" w:lineRule="auto"/>
         <w:jc w:val="both"/>
       </w:pPr>
-      <w:r>
-        <w:t xml:space="preserve">Medir el impacto del </w:t>
-      </w:r>
-      <w:proofErr w:type="spellStart"/>
-      <w:r>
-        <w:t>chatbot</w:t>
-      </w:r>
-      <w:proofErr w:type="spellEnd"/>
-      <w:r>
-        <w:t xml:space="preserve"> en la atención al cliente y el tiempo de</w:t>
-      </w:r>
-      <w:r>
-        <w:t xml:space="preserve"> </w:t>
-      </w:r>
-      <w:r>
-        <w:t>respuesta.</w:t>
-      </w:r>
-    </w:p>
-    <w:p>
-      <w:pPr>
-        <w:numPr>
-          <w:ilvl w:val="0"/>
-          <w:numId w:val="2"/>
-        </w:numPr>
-        <w:jc w:val="both"/>
-      </w:pPr>
-      <w:r>
-        <w:t xml:space="preserve">Incrementar más las ventas de </w:t>
-      </w:r>
-      <w:r>
-        <w:t xml:space="preserve">la tienda gracias al </w:t>
-      </w:r>
-      <w:proofErr w:type="spellStart"/>
-      <w:r>
-        <w:t>chatbot</w:t>
-      </w:r>
-      <w:proofErr w:type="spellEnd"/>
-      <w:r>
-        <w:t>.</w:t>
-      </w:r>
-    </w:p>
-    <w:p>
-      <w:pPr>
+    </w:p>
+    <w:p>
+      <w:pPr>
+        <w:spacing w:before="100" w:beforeAutospacing="1" w:after="100" w:afterAutospacing="1" w:line="240" w:lineRule="auto"/>
+        <w:jc w:val="both"/>
+      </w:pPr>
+    </w:p>
+    <w:p>
+      <w:pPr>
+        <w:spacing w:before="100" w:beforeAutospacing="1" w:after="100" w:afterAutospacing="1" w:line="240" w:lineRule="auto"/>
+        <w:jc w:val="both"/>
+      </w:pPr>
+    </w:p>
+    <w:p>
+      <w:pPr>
+        <w:spacing w:before="100" w:beforeAutospacing="1" w:after="100" w:afterAutospacing="1" w:line="240" w:lineRule="auto"/>
+        <w:jc w:val="both"/>
+      </w:pPr>
+    </w:p>
+    <w:p>
+      <w:pPr>
+        <w:jc w:val="both"/>
         <w:rPr>
           <w:b/>
           <w:bCs/>
@@ -342,8 +300,1490 @@
           <w:sz w:val="32"/>
           <w:szCs w:val="32"/>
         </w:rPr>
-        <w:br w:type="page"/>
-      </w:r>
+        <w:lastRenderedPageBreak/>
+        <w:t>Historias de usuario</w:t>
+      </w:r>
+    </w:p>
+    <w:p>
+      <w:pPr>
+        <w:jc w:val="both"/>
+        <w:rPr>
+          <w:b/>
+          <w:bCs/>
+        </w:rPr>
+      </w:pPr>
+      <w:r>
+        <w:rPr>
+          <w:b/>
+          <w:bCs/>
+        </w:rPr>
+        <w:t xml:space="preserve">Objetivo 1: </w:t>
+      </w:r>
+      <w:r>
+        <w:rPr>
+          <w:b/>
+          <w:bCs/>
+        </w:rPr>
+        <w:t xml:space="preserve">Analizar las preguntas frecuentes de los clientes para definir el contenido necesario del </w:t>
+      </w:r>
+      <w:proofErr w:type="spellStart"/>
+      <w:r>
+        <w:rPr>
+          <w:b/>
+          <w:bCs/>
+        </w:rPr>
+        <w:t>chatbot</w:t>
+      </w:r>
+      <w:proofErr w:type="spellEnd"/>
+    </w:p>
+    <w:p>
+      <w:pPr>
+        <w:numPr>
+          <w:ilvl w:val="0"/>
+          <w:numId w:val="3"/>
+        </w:numPr>
+        <w:jc w:val="both"/>
+      </w:pPr>
+      <w:r>
+        <w:rPr>
+          <w:b/>
+          <w:bCs/>
+        </w:rPr>
+        <w:t>HU1.1</w:t>
+      </w:r>
+      <w:r>
+        <w:t xml:space="preserve">: Como </w:t>
+      </w:r>
+      <w:r>
+        <w:rPr>
+          <w:i/>
+          <w:iCs/>
+        </w:rPr>
+        <w:t>administrador de la tienda</w:t>
+      </w:r>
+      <w:r>
+        <w:t xml:space="preserve">, quiero ver cuáles son las preguntas más comunes que hacen los clientes, para que el </w:t>
+      </w:r>
+      <w:proofErr w:type="spellStart"/>
+      <w:r>
+        <w:t>chatbot</w:t>
+      </w:r>
+      <w:proofErr w:type="spellEnd"/>
+      <w:r>
+        <w:t xml:space="preserve"> las pueda responder.</w:t>
+      </w:r>
+    </w:p>
+    <w:p>
+      <w:pPr>
+        <w:numPr>
+          <w:ilvl w:val="0"/>
+          <w:numId w:val="3"/>
+        </w:numPr>
+        <w:jc w:val="both"/>
+      </w:pPr>
+      <w:r>
+        <w:rPr>
+          <w:b/>
+          <w:bCs/>
+        </w:rPr>
+        <w:t>HU1.2</w:t>
+      </w:r>
+      <w:r>
+        <w:t xml:space="preserve">: Como </w:t>
+      </w:r>
+      <w:r>
+        <w:rPr>
+          <w:i/>
+          <w:iCs/>
+        </w:rPr>
+        <w:t>desarrollador del sistema</w:t>
+      </w:r>
+      <w:r>
+        <w:t xml:space="preserve">, quiero tener acceso a los mensajes anteriores de los clientes para analizar qué información debe saber el </w:t>
+      </w:r>
+      <w:proofErr w:type="spellStart"/>
+      <w:r>
+        <w:t>chatbot</w:t>
+      </w:r>
+      <w:proofErr w:type="spellEnd"/>
+      <w:r>
+        <w:t>.</w:t>
+      </w:r>
+    </w:p>
+    <w:p>
+      <w:pPr>
+        <w:numPr>
+          <w:ilvl w:val="0"/>
+          <w:numId w:val="3"/>
+        </w:numPr>
+        <w:jc w:val="both"/>
+      </w:pPr>
+      <w:r>
+        <w:rPr>
+          <w:b/>
+          <w:bCs/>
+        </w:rPr>
+        <w:t>HU1.</w:t>
+      </w:r>
+      <w:r>
+        <w:rPr>
+          <w:b/>
+          <w:bCs/>
+        </w:rPr>
+        <w:t>3</w:t>
+      </w:r>
+      <w:r>
+        <w:t xml:space="preserve">: </w:t>
+      </w:r>
+      <w:r>
+        <w:t xml:space="preserve">Como </w:t>
+      </w:r>
+      <w:r>
+        <w:rPr>
+          <w:i/>
+          <w:iCs/>
+        </w:rPr>
+        <w:t>cliente</w:t>
+      </w:r>
+      <w:r>
+        <w:t xml:space="preserve">, quiero que el </w:t>
+      </w:r>
+      <w:proofErr w:type="spellStart"/>
+      <w:r>
+        <w:t>chatbot</w:t>
+      </w:r>
+      <w:proofErr w:type="spellEnd"/>
+      <w:r>
+        <w:t xml:space="preserve"> sepa responder todas las preguntas que tenga.</w:t>
+      </w:r>
+    </w:p>
+    <w:p>
+      <w:pPr>
+        <w:numPr>
+          <w:ilvl w:val="0"/>
+          <w:numId w:val="3"/>
+        </w:numPr>
+        <w:jc w:val="both"/>
+      </w:pPr>
+      <w:r>
+        <w:rPr>
+          <w:b/>
+          <w:bCs/>
+        </w:rPr>
+        <w:t>HU1.</w:t>
+      </w:r>
+      <w:r>
+        <w:rPr>
+          <w:b/>
+          <w:bCs/>
+        </w:rPr>
+        <w:t>4</w:t>
+      </w:r>
+      <w:r>
+        <w:t xml:space="preserve">: </w:t>
+      </w:r>
+      <w:r>
+        <w:t xml:space="preserve">Como </w:t>
+      </w:r>
+      <w:r>
+        <w:rPr>
+          <w:i/>
+          <w:iCs/>
+        </w:rPr>
+        <w:t>encargado de marketing</w:t>
+      </w:r>
+      <w:r>
+        <w:t xml:space="preserve">, quiero formar parte del análisis para asegurar que los mensajes del </w:t>
+      </w:r>
+      <w:proofErr w:type="spellStart"/>
+      <w:r>
+        <w:t>chatbot</w:t>
+      </w:r>
+      <w:proofErr w:type="spellEnd"/>
+      <w:r>
+        <w:t xml:space="preserve"> tengan el lenguaje y tono adecuado.</w:t>
+      </w:r>
+    </w:p>
+    <w:p>
+      <w:pPr>
+        <w:numPr>
+          <w:ilvl w:val="0"/>
+          <w:numId w:val="3"/>
+        </w:numPr>
+        <w:jc w:val="both"/>
+      </w:pPr>
+      <w:r>
+        <w:rPr>
+          <w:b/>
+          <w:bCs/>
+        </w:rPr>
+        <w:t>HU1.</w:t>
+      </w:r>
+      <w:r>
+        <w:rPr>
+          <w:b/>
+          <w:bCs/>
+        </w:rPr>
+        <w:t>5</w:t>
+      </w:r>
+      <w:r>
+        <w:t xml:space="preserve">: </w:t>
+      </w:r>
+      <w:r>
+        <w:t xml:space="preserve">Como </w:t>
+      </w:r>
+      <w:r>
+        <w:rPr>
+          <w:i/>
+          <w:iCs/>
+        </w:rPr>
+        <w:t xml:space="preserve">trabajador de atención al cliente, </w:t>
+      </w:r>
+      <w:r>
+        <w:t xml:space="preserve">quiero enviar las preguntas que recibo con frecuencia y sus respuestas para que el </w:t>
+      </w:r>
+      <w:proofErr w:type="spellStart"/>
+      <w:r>
+        <w:t>chatbot</w:t>
+      </w:r>
+      <w:proofErr w:type="spellEnd"/>
+      <w:r>
+        <w:t xml:space="preserve"> pueda responderlas por mí.</w:t>
+      </w:r>
+    </w:p>
+    <w:p>
+      <w:pPr>
+        <w:numPr>
+          <w:ilvl w:val="0"/>
+          <w:numId w:val="3"/>
+        </w:numPr>
+        <w:jc w:val="both"/>
+      </w:pPr>
+      <w:r>
+        <w:rPr>
+          <w:b/>
+          <w:bCs/>
+        </w:rPr>
+        <w:t>HU1.6</w:t>
+      </w:r>
+      <w:r>
+        <w:t xml:space="preserve">: Como </w:t>
+      </w:r>
+      <w:r>
+        <w:rPr>
+          <w:i/>
+          <w:iCs/>
+        </w:rPr>
+        <w:t xml:space="preserve">dueño </w:t>
+      </w:r>
+      <w:r>
+        <w:t xml:space="preserve">quiero identificar las preguntas frecuentes para asegurar que el </w:t>
+      </w:r>
+      <w:proofErr w:type="spellStart"/>
+      <w:r>
+        <w:t>chatbot</w:t>
+      </w:r>
+      <w:proofErr w:type="spellEnd"/>
+      <w:r>
+        <w:t xml:space="preserve"> contribuya con los problemas de falta de personal.</w:t>
+      </w:r>
+    </w:p>
+    <w:p>
+      <w:pPr>
+        <w:jc w:val="both"/>
+        <w:rPr>
+          <w:b/>
+          <w:bCs/>
+        </w:rPr>
+      </w:pPr>
+      <w:r>
+        <w:rPr>
+          <w:b/>
+          <w:bCs/>
+        </w:rPr>
+        <w:t xml:space="preserve">Objetivo </w:t>
+      </w:r>
+      <w:r>
+        <w:rPr>
+          <w:b/>
+          <w:bCs/>
+        </w:rPr>
+        <w:t>2</w:t>
+      </w:r>
+      <w:r>
+        <w:rPr>
+          <w:b/>
+          <w:bCs/>
+        </w:rPr>
+        <w:t xml:space="preserve">: Garantizar que el </w:t>
+      </w:r>
+      <w:proofErr w:type="spellStart"/>
+      <w:r>
+        <w:rPr>
+          <w:b/>
+          <w:bCs/>
+        </w:rPr>
+        <w:t>chatbot</w:t>
+      </w:r>
+      <w:proofErr w:type="spellEnd"/>
+      <w:r>
+        <w:rPr>
+          <w:b/>
+          <w:bCs/>
+        </w:rPr>
+        <w:t xml:space="preserve"> funcione sin errores ni fallas en todos los casos posibles de us</w:t>
+      </w:r>
+      <w:r>
+        <w:rPr>
+          <w:b/>
+          <w:bCs/>
+        </w:rPr>
+        <w:t>o</w:t>
+      </w:r>
+    </w:p>
+    <w:p>
+      <w:pPr>
+        <w:pStyle w:val="ListParagraph"/>
+        <w:numPr>
+          <w:ilvl w:val="0"/>
+          <w:numId w:val="3"/>
+        </w:numPr>
+        <w:jc w:val="both"/>
+        <w:rPr>
+          <w:b/>
+          <w:bCs/>
+        </w:rPr>
+      </w:pPr>
+      <w:r>
+        <w:rPr>
+          <w:b/>
+          <w:bCs/>
+        </w:rPr>
+        <w:t>HU</w:t>
+      </w:r>
+      <w:r>
+        <w:rPr>
+          <w:b/>
+          <w:bCs/>
+        </w:rPr>
+        <w:t>2</w:t>
+      </w:r>
+      <w:r>
+        <w:rPr>
+          <w:b/>
+          <w:bCs/>
+        </w:rPr>
+        <w:t xml:space="preserve">.1: </w:t>
+      </w:r>
+      <w:r>
+        <w:t xml:space="preserve">Como </w:t>
+      </w:r>
+      <w:r>
+        <w:rPr>
+          <w:i/>
+          <w:iCs/>
+        </w:rPr>
+        <w:t>administrador del sistema</w:t>
+      </w:r>
+      <w:r>
+        <w:t xml:space="preserve">, quiero que el </w:t>
+      </w:r>
+      <w:proofErr w:type="spellStart"/>
+      <w:r>
+        <w:t>chatbot</w:t>
+      </w:r>
+      <w:proofErr w:type="spellEnd"/>
+      <w:r>
+        <w:t xml:space="preserve"> responda correctamente el 100% de las preguntas, sin errores, sin importar la forma en que se escriban.</w:t>
+      </w:r>
+    </w:p>
+    <w:p>
+      <w:pPr>
+        <w:pStyle w:val="ListParagraph"/>
+        <w:numPr>
+          <w:ilvl w:val="0"/>
+          <w:numId w:val="3"/>
+        </w:numPr>
+        <w:jc w:val="both"/>
+        <w:rPr>
+          <w:b/>
+          <w:bCs/>
+        </w:rPr>
+      </w:pPr>
+      <w:r>
+        <w:rPr>
+          <w:b/>
+          <w:bCs/>
+        </w:rPr>
+        <w:t>HU</w:t>
+      </w:r>
+      <w:r>
+        <w:rPr>
+          <w:b/>
+          <w:bCs/>
+        </w:rPr>
+        <w:t>2</w:t>
+      </w:r>
+      <w:r>
+        <w:rPr>
+          <w:b/>
+          <w:bCs/>
+        </w:rPr>
+        <w:t xml:space="preserve">.2: </w:t>
+      </w:r>
+      <w:r>
+        <w:t xml:space="preserve">Como </w:t>
+      </w:r>
+      <w:r>
+        <w:rPr>
+          <w:i/>
+          <w:iCs/>
+        </w:rPr>
+        <w:t>cliente nuevo</w:t>
+      </w:r>
+      <w:r>
+        <w:t xml:space="preserve">, quiero que el </w:t>
+      </w:r>
+      <w:proofErr w:type="spellStart"/>
+      <w:r>
+        <w:t>chatbot</w:t>
+      </w:r>
+      <w:proofErr w:type="spellEnd"/>
+      <w:r>
+        <w:t xml:space="preserve"> nunca falle ni se quede colgado, para tener una experiencia perfecta cada vez que lo uso.</w:t>
+      </w:r>
+    </w:p>
+    <w:p>
+      <w:pPr>
+        <w:pStyle w:val="ListParagraph"/>
+        <w:numPr>
+          <w:ilvl w:val="0"/>
+          <w:numId w:val="3"/>
+        </w:numPr>
+        <w:jc w:val="both"/>
+        <w:rPr>
+          <w:b/>
+          <w:bCs/>
+        </w:rPr>
+      </w:pPr>
+      <w:r>
+        <w:rPr>
+          <w:b/>
+          <w:bCs/>
+        </w:rPr>
+        <w:t>HU</w:t>
+      </w:r>
+      <w:r>
+        <w:rPr>
+          <w:b/>
+          <w:bCs/>
+        </w:rPr>
+        <w:t>2</w:t>
+      </w:r>
+      <w:r>
+        <w:rPr>
+          <w:b/>
+          <w:bCs/>
+        </w:rPr>
+        <w:t>.</w:t>
+      </w:r>
+      <w:r>
+        <w:rPr>
+          <w:b/>
+          <w:bCs/>
+        </w:rPr>
+        <w:t>3</w:t>
+      </w:r>
+      <w:r>
+        <w:rPr>
+          <w:b/>
+          <w:bCs/>
+        </w:rPr>
+        <w:t xml:space="preserve">: </w:t>
+      </w:r>
+      <w:r>
+        <w:t xml:space="preserve">Como </w:t>
+      </w:r>
+      <w:r>
+        <w:rPr>
+          <w:i/>
+          <w:iCs/>
+        </w:rPr>
+        <w:t xml:space="preserve">Encargado de atención al cliente, </w:t>
+      </w:r>
+      <w:r>
+        <w:t>q</w:t>
+      </w:r>
+      <w:r>
+        <w:t xml:space="preserve">uiero que el </w:t>
+      </w:r>
+      <w:proofErr w:type="spellStart"/>
+      <w:r>
+        <w:t>chatbot</w:t>
+      </w:r>
+      <w:proofErr w:type="spellEnd"/>
+      <w:r>
+        <w:t xml:space="preserve"> funcione sin errores para que el cliente no tenga quejas.</w:t>
+      </w:r>
+    </w:p>
+    <w:p>
+      <w:pPr>
+        <w:pStyle w:val="ListParagraph"/>
+        <w:numPr>
+          <w:ilvl w:val="0"/>
+          <w:numId w:val="3"/>
+        </w:numPr>
+        <w:jc w:val="both"/>
+        <w:rPr>
+          <w:b/>
+          <w:bCs/>
+        </w:rPr>
+      </w:pPr>
+      <w:r>
+        <w:rPr>
+          <w:b/>
+          <w:bCs/>
+        </w:rPr>
+        <w:t>HU</w:t>
+      </w:r>
+      <w:r>
+        <w:rPr>
+          <w:b/>
+          <w:bCs/>
+        </w:rPr>
+        <w:t>2</w:t>
+      </w:r>
+      <w:r>
+        <w:rPr>
+          <w:b/>
+          <w:bCs/>
+        </w:rPr>
+        <w:t>.</w:t>
+      </w:r>
+      <w:r>
+        <w:rPr>
+          <w:b/>
+          <w:bCs/>
+        </w:rPr>
+        <w:t>4</w:t>
+      </w:r>
+      <w:r>
+        <w:rPr>
+          <w:b/>
+          <w:bCs/>
+        </w:rPr>
+        <w:t xml:space="preserve">: </w:t>
+      </w:r>
+      <w:r>
+        <w:t xml:space="preserve">Como </w:t>
+      </w:r>
+      <w:r>
+        <w:rPr>
+          <w:i/>
+          <w:iCs/>
+        </w:rPr>
+        <w:t xml:space="preserve">dueño </w:t>
+      </w:r>
+      <w:r>
+        <w:t xml:space="preserve">quiero que el </w:t>
+      </w:r>
+      <w:proofErr w:type="spellStart"/>
+      <w:r>
+        <w:t>chatbot</w:t>
+      </w:r>
+      <w:proofErr w:type="spellEnd"/>
+      <w:r>
+        <w:t xml:space="preserve"> funcione de manera efectiva para así reducir las pérdidas de ventas.</w:t>
+      </w:r>
+    </w:p>
+    <w:p>
+      <w:pPr>
+        <w:pStyle w:val="ListParagraph"/>
+        <w:numPr>
+          <w:ilvl w:val="0"/>
+          <w:numId w:val="3"/>
+        </w:numPr>
+        <w:jc w:val="both"/>
+        <w:rPr>
+          <w:b/>
+          <w:bCs/>
+        </w:rPr>
+      </w:pPr>
+      <w:r>
+        <w:rPr>
+          <w:b/>
+          <w:bCs/>
+        </w:rPr>
+        <w:t>HU</w:t>
+      </w:r>
+      <w:r>
+        <w:rPr>
+          <w:b/>
+          <w:bCs/>
+        </w:rPr>
+        <w:t>2</w:t>
+      </w:r>
+      <w:r>
+        <w:rPr>
+          <w:b/>
+          <w:bCs/>
+        </w:rPr>
+        <w:t>.</w:t>
+      </w:r>
+      <w:r>
+        <w:rPr>
+          <w:b/>
+          <w:bCs/>
+        </w:rPr>
+        <w:t>5</w:t>
+      </w:r>
+      <w:r>
+        <w:rPr>
+          <w:b/>
+          <w:bCs/>
+        </w:rPr>
+        <w:t xml:space="preserve">: </w:t>
+      </w:r>
+      <w:r>
+        <w:t xml:space="preserve">Como </w:t>
+      </w:r>
+      <w:r>
+        <w:rPr>
+          <w:i/>
+          <w:iCs/>
+        </w:rPr>
+        <w:t xml:space="preserve">QA </w:t>
+      </w:r>
+      <w:r>
+        <w:t xml:space="preserve">hacer todas las pruebas necesarias para que el </w:t>
+      </w:r>
+      <w:proofErr w:type="spellStart"/>
+      <w:r>
+        <w:t>chatbot</w:t>
+      </w:r>
+      <w:proofErr w:type="spellEnd"/>
+      <w:r>
+        <w:t xml:space="preserve"> pueda funcionar correctamente frente a todos los casos posibles.</w:t>
+      </w:r>
+    </w:p>
+    <w:p>
+      <w:pPr>
+        <w:pStyle w:val="ListParagraph"/>
+        <w:numPr>
+          <w:ilvl w:val="0"/>
+          <w:numId w:val="3"/>
+        </w:numPr>
+        <w:jc w:val="both"/>
+        <w:rPr>
+          <w:b/>
+          <w:bCs/>
+        </w:rPr>
+      </w:pPr>
+      <w:r>
+        <w:rPr>
+          <w:b/>
+          <w:bCs/>
+        </w:rPr>
+        <w:t>HU2.</w:t>
+      </w:r>
+      <w:r>
+        <w:rPr>
+          <w:b/>
+          <w:bCs/>
+        </w:rPr>
+        <w:t>6</w:t>
+      </w:r>
+      <w:r>
+        <w:rPr>
+          <w:b/>
+          <w:bCs/>
+        </w:rPr>
+        <w:t xml:space="preserve">: </w:t>
+      </w:r>
+      <w:r>
+        <w:t>Como</w:t>
+      </w:r>
+      <w:r>
+        <w:t xml:space="preserve"> líder de proyecto, quiero realizar pruebas previas al lanzamiento con usuarios reales para corregir cualquier error funcional o de comprensión.</w:t>
+      </w:r>
+    </w:p>
+    <w:p>
+      <w:pPr>
+        <w:pStyle w:val="ListParagraph"/>
+        <w:jc w:val="both"/>
+        <w:rPr>
+          <w:b/>
+          <w:bCs/>
+        </w:rPr>
+      </w:pPr>
+      <w:r>
+        <w:t xml:space="preserve"> </w:t>
+      </w:r>
+    </w:p>
+    <w:p>
+      <w:pPr>
+        <w:jc w:val="both"/>
+        <w:rPr>
+          <w:b/>
+          <w:bCs/>
+        </w:rPr>
+      </w:pPr>
+      <w:r>
+        <w:rPr>
+          <w:b/>
+          <w:bCs/>
+        </w:rPr>
+        <w:lastRenderedPageBreak/>
+        <w:t xml:space="preserve">Objetivo </w:t>
+      </w:r>
+      <w:r>
+        <w:rPr>
+          <w:b/>
+          <w:bCs/>
+        </w:rPr>
+        <w:t>3</w:t>
+      </w:r>
+      <w:r>
+        <w:rPr>
+          <w:b/>
+          <w:bCs/>
+        </w:rPr>
+        <w:t xml:space="preserve">: </w:t>
+      </w:r>
+      <w:r>
+        <w:rPr>
+          <w:b/>
+          <w:bCs/>
+        </w:rPr>
+        <w:t>D</w:t>
+      </w:r>
+      <w:r>
+        <w:rPr>
+          <w:b/>
+          <w:bCs/>
+        </w:rPr>
+        <w:t xml:space="preserve">iseñar, entrenar e integrar el </w:t>
+      </w:r>
+      <w:proofErr w:type="spellStart"/>
+      <w:r>
+        <w:rPr>
+          <w:b/>
+          <w:bCs/>
+        </w:rPr>
+        <w:t>chatbot</w:t>
+      </w:r>
+      <w:proofErr w:type="spellEnd"/>
+      <w:r>
+        <w:rPr>
+          <w:b/>
+          <w:bCs/>
+        </w:rPr>
+        <w:t xml:space="preserve"> con respuestas automáticas en el sitio web de </w:t>
+      </w:r>
+      <w:proofErr w:type="spellStart"/>
+      <w:r>
+        <w:rPr>
+          <w:b/>
+          <w:bCs/>
+        </w:rPr>
+        <w:t>ModaClick</w:t>
+      </w:r>
+      <w:proofErr w:type="spellEnd"/>
+    </w:p>
+    <w:p>
+      <w:pPr>
+        <w:numPr>
+          <w:ilvl w:val="0"/>
+          <w:numId w:val="4"/>
+        </w:numPr>
+        <w:jc w:val="both"/>
+      </w:pPr>
+      <w:r>
+        <w:rPr>
+          <w:b/>
+          <w:bCs/>
+        </w:rPr>
+        <w:t>HU</w:t>
+      </w:r>
+      <w:r>
+        <w:rPr>
+          <w:b/>
+          <w:bCs/>
+        </w:rPr>
+        <w:t>3</w:t>
+      </w:r>
+      <w:r>
+        <w:rPr>
+          <w:b/>
+          <w:bCs/>
+        </w:rPr>
+        <w:t xml:space="preserve">.1: </w:t>
+      </w:r>
+      <w:r>
+        <w:t xml:space="preserve">Como </w:t>
+      </w:r>
+      <w:r>
+        <w:rPr>
+          <w:i/>
+          <w:iCs/>
+        </w:rPr>
+        <w:t>cliente</w:t>
+      </w:r>
+      <w:r>
+        <w:t xml:space="preserve">, quiero que el </w:t>
+      </w:r>
+      <w:proofErr w:type="spellStart"/>
+      <w:r>
+        <w:t>chatbot</w:t>
+      </w:r>
+      <w:proofErr w:type="spellEnd"/>
+      <w:r>
+        <w:t xml:space="preserve"> me dé opciones claras para elegir, como "consultar horarios" o "preguntar por cambios".</w:t>
+      </w:r>
+    </w:p>
+    <w:p>
+      <w:pPr>
+        <w:numPr>
+          <w:ilvl w:val="0"/>
+          <w:numId w:val="4"/>
+        </w:numPr>
+        <w:jc w:val="both"/>
+        <w:rPr>
+          <w:b/>
+          <w:bCs/>
+        </w:rPr>
+      </w:pPr>
+      <w:r>
+        <w:rPr>
+          <w:b/>
+          <w:bCs/>
+        </w:rPr>
+        <w:t>HU</w:t>
+      </w:r>
+      <w:r>
+        <w:rPr>
+          <w:b/>
+          <w:bCs/>
+        </w:rPr>
+        <w:t>3</w:t>
+      </w:r>
+      <w:r>
+        <w:rPr>
+          <w:b/>
+          <w:bCs/>
+        </w:rPr>
+        <w:t xml:space="preserve">.2: </w:t>
+      </w:r>
+      <w:r>
+        <w:t xml:space="preserve">Como </w:t>
+      </w:r>
+      <w:r>
+        <w:rPr>
+          <w:i/>
+          <w:iCs/>
+        </w:rPr>
+        <w:t>equipo de diseño</w:t>
+      </w:r>
+      <w:r>
+        <w:t xml:space="preserve">, quiero planificar el orden de las respuestas del </w:t>
+      </w:r>
+      <w:proofErr w:type="spellStart"/>
+      <w:r>
+        <w:t>chatbot</w:t>
+      </w:r>
+      <w:proofErr w:type="spellEnd"/>
+      <w:r>
+        <w:t xml:space="preserve"> para que sea fácil de entender y usar.</w:t>
+      </w:r>
+    </w:p>
+    <w:p>
+      <w:pPr>
+        <w:numPr>
+          <w:ilvl w:val="0"/>
+          <w:numId w:val="4"/>
+        </w:numPr>
+        <w:jc w:val="both"/>
+      </w:pPr>
+      <w:r>
+        <w:rPr>
+          <w:b/>
+          <w:bCs/>
+        </w:rPr>
+        <w:t>HU</w:t>
+      </w:r>
+      <w:r>
+        <w:rPr>
+          <w:b/>
+          <w:bCs/>
+        </w:rPr>
+        <w:t>3</w:t>
+      </w:r>
+      <w:r>
+        <w:rPr>
+          <w:b/>
+          <w:bCs/>
+        </w:rPr>
+        <w:t>.</w:t>
+      </w:r>
+      <w:r>
+        <w:rPr>
+          <w:b/>
+          <w:bCs/>
+        </w:rPr>
+        <w:t>3</w:t>
+      </w:r>
+      <w:r>
+        <w:rPr>
+          <w:b/>
+          <w:bCs/>
+        </w:rPr>
+        <w:t xml:space="preserve">: </w:t>
+      </w:r>
+      <w:r>
+        <w:t xml:space="preserve">Como </w:t>
+      </w:r>
+      <w:r>
+        <w:rPr>
+          <w:i/>
+          <w:iCs/>
+        </w:rPr>
+        <w:t>desarrollador</w:t>
+      </w:r>
+      <w:r>
+        <w:t xml:space="preserve">, quiero agregar frases típicas como "¿Qué pasa si la ropa no me queda?" para que el </w:t>
+      </w:r>
+      <w:proofErr w:type="spellStart"/>
+      <w:r>
+        <w:t>chatbot</w:t>
+      </w:r>
+      <w:proofErr w:type="spellEnd"/>
+      <w:r>
+        <w:t xml:space="preserve"> sepa qué responder.</w:t>
+      </w:r>
+    </w:p>
+    <w:p>
+      <w:pPr>
+        <w:numPr>
+          <w:ilvl w:val="0"/>
+          <w:numId w:val="4"/>
+        </w:numPr>
+        <w:jc w:val="both"/>
+        <w:rPr>
+          <w:b/>
+          <w:bCs/>
+        </w:rPr>
+      </w:pPr>
+      <w:r>
+        <w:rPr>
+          <w:b/>
+          <w:bCs/>
+        </w:rPr>
+        <w:t>HU</w:t>
+      </w:r>
+      <w:r>
+        <w:rPr>
+          <w:b/>
+          <w:bCs/>
+        </w:rPr>
+        <w:t>3</w:t>
+      </w:r>
+      <w:r>
+        <w:rPr>
+          <w:b/>
+          <w:bCs/>
+        </w:rPr>
+        <w:t>.</w:t>
+      </w:r>
+      <w:r>
+        <w:rPr>
+          <w:b/>
+          <w:bCs/>
+        </w:rPr>
+        <w:t>4</w:t>
+      </w:r>
+      <w:r>
+        <w:rPr>
+          <w:b/>
+          <w:bCs/>
+        </w:rPr>
+        <w:t xml:space="preserve">: </w:t>
+      </w:r>
+      <w:r>
+        <w:t xml:space="preserve">Como </w:t>
+      </w:r>
+      <w:r>
+        <w:rPr>
+          <w:i/>
+          <w:iCs/>
+        </w:rPr>
+        <w:t>administrador</w:t>
+      </w:r>
+      <w:r>
+        <w:t xml:space="preserve">, quiero asegurarme de que el </w:t>
+      </w:r>
+      <w:proofErr w:type="spellStart"/>
+      <w:r>
+        <w:t>chatbot</w:t>
+      </w:r>
+      <w:proofErr w:type="spellEnd"/>
+      <w:r>
+        <w:t xml:space="preserve"> dé respuestas correctas sobre políticas de entrega y devolución.</w:t>
+      </w:r>
+    </w:p>
+    <w:p>
+      <w:pPr>
+        <w:numPr>
+          <w:ilvl w:val="0"/>
+          <w:numId w:val="4"/>
+        </w:numPr>
+        <w:jc w:val="both"/>
+      </w:pPr>
+      <w:r>
+        <w:rPr>
+          <w:b/>
+          <w:bCs/>
+        </w:rPr>
+        <w:t>HU</w:t>
+      </w:r>
+      <w:r>
+        <w:rPr>
+          <w:b/>
+          <w:bCs/>
+        </w:rPr>
+        <w:t>3</w:t>
+      </w:r>
+      <w:r>
+        <w:rPr>
+          <w:b/>
+          <w:bCs/>
+        </w:rPr>
+        <w:t>.</w:t>
+      </w:r>
+      <w:r>
+        <w:rPr>
+          <w:b/>
+          <w:bCs/>
+        </w:rPr>
+        <w:t>5</w:t>
+      </w:r>
+      <w:r>
+        <w:rPr>
+          <w:b/>
+          <w:bCs/>
+        </w:rPr>
+        <w:t xml:space="preserve">: </w:t>
+      </w:r>
+      <w:r>
+        <w:t xml:space="preserve">Como </w:t>
+      </w:r>
+      <w:r>
+        <w:rPr>
+          <w:i/>
+          <w:iCs/>
+        </w:rPr>
+        <w:t>cliente</w:t>
+      </w:r>
+      <w:r>
+        <w:t xml:space="preserve">, quiero ver el </w:t>
+      </w:r>
+      <w:proofErr w:type="spellStart"/>
+      <w:r>
+        <w:t>chatbot</w:t>
+      </w:r>
+      <w:proofErr w:type="spellEnd"/>
+      <w:r>
+        <w:t xml:space="preserve"> disponible en la esquina del sitio web para poder hacer preguntas en cualquier momento.</w:t>
+      </w:r>
+    </w:p>
+    <w:p>
+      <w:pPr>
+        <w:numPr>
+          <w:ilvl w:val="0"/>
+          <w:numId w:val="4"/>
+        </w:numPr>
+        <w:jc w:val="both"/>
+        <w:rPr>
+          <w:b/>
+          <w:bCs/>
+        </w:rPr>
+      </w:pPr>
+      <w:r>
+        <w:rPr>
+          <w:b/>
+          <w:bCs/>
+        </w:rPr>
+        <w:t>HU</w:t>
+      </w:r>
+      <w:r>
+        <w:rPr>
+          <w:b/>
+          <w:bCs/>
+        </w:rPr>
+        <w:t>3</w:t>
+      </w:r>
+      <w:r>
+        <w:rPr>
+          <w:b/>
+          <w:bCs/>
+        </w:rPr>
+        <w:t>.</w:t>
+      </w:r>
+      <w:r>
+        <w:rPr>
+          <w:b/>
+          <w:bCs/>
+        </w:rPr>
+        <w:t>6</w:t>
+      </w:r>
+      <w:r>
+        <w:rPr>
+          <w:b/>
+          <w:bCs/>
+        </w:rPr>
+        <w:t xml:space="preserve">: </w:t>
+      </w:r>
+      <w:r>
+        <w:t xml:space="preserve">Como </w:t>
+      </w:r>
+      <w:r>
+        <w:rPr>
+          <w:i/>
+          <w:iCs/>
+        </w:rPr>
+        <w:t>técnico web</w:t>
+      </w:r>
+      <w:r>
+        <w:t xml:space="preserve">, quiero que el </w:t>
+      </w:r>
+      <w:proofErr w:type="spellStart"/>
+      <w:r>
+        <w:t>chatbot</w:t>
+      </w:r>
+      <w:proofErr w:type="spellEnd"/>
+      <w:r>
+        <w:t xml:space="preserve"> funcione sin afectar el diseño ni la velocidad del sitio.</w:t>
+      </w:r>
+    </w:p>
+    <w:p>
+      <w:pPr>
+        <w:jc w:val="both"/>
+        <w:rPr>
+          <w:b/>
+          <w:bCs/>
+        </w:rPr>
+      </w:pPr>
+      <w:r>
+        <w:rPr>
+          <w:b/>
+          <w:bCs/>
+        </w:rPr>
+        <w:t xml:space="preserve">Objetivo </w:t>
+      </w:r>
+      <w:r>
+        <w:rPr>
+          <w:b/>
+          <w:bCs/>
+        </w:rPr>
+        <w:t>4</w:t>
+      </w:r>
+      <w:r>
+        <w:rPr>
+          <w:b/>
+          <w:bCs/>
+        </w:rPr>
+        <w:t xml:space="preserve">: </w:t>
+      </w:r>
+      <w:r>
+        <w:rPr>
+          <w:b/>
+          <w:bCs/>
+        </w:rPr>
+        <w:t>M</w:t>
+      </w:r>
+      <w:r>
+        <w:rPr>
+          <w:b/>
+          <w:bCs/>
+        </w:rPr>
+        <w:t xml:space="preserve">edir el impacto del </w:t>
+      </w:r>
+      <w:proofErr w:type="spellStart"/>
+      <w:r>
+        <w:rPr>
+          <w:b/>
+          <w:bCs/>
+        </w:rPr>
+        <w:t>chatbot</w:t>
+      </w:r>
+      <w:proofErr w:type="spellEnd"/>
+      <w:r>
+        <w:rPr>
+          <w:b/>
+          <w:bCs/>
+        </w:rPr>
+        <w:t xml:space="preserve"> en la atención al cliente y el tiempo de respuesta</w:t>
+      </w:r>
+    </w:p>
+    <w:p>
+      <w:pPr>
+        <w:numPr>
+          <w:ilvl w:val="0"/>
+          <w:numId w:val="6"/>
+        </w:numPr>
+        <w:jc w:val="both"/>
+        <w:rPr>
+          <w:b/>
+          <w:bCs/>
+        </w:rPr>
+      </w:pPr>
+      <w:r>
+        <w:rPr>
+          <w:b/>
+          <w:bCs/>
+        </w:rPr>
+        <w:t>HU</w:t>
+      </w:r>
+      <w:r>
+        <w:rPr>
+          <w:b/>
+          <w:bCs/>
+        </w:rPr>
+        <w:t>4</w:t>
+      </w:r>
+      <w:r>
+        <w:rPr>
+          <w:b/>
+          <w:bCs/>
+        </w:rPr>
+        <w:t xml:space="preserve">.1: </w:t>
+      </w:r>
+      <w:r>
+        <w:t xml:space="preserve">Como </w:t>
+      </w:r>
+      <w:r>
+        <w:rPr>
+          <w:i/>
+          <w:iCs/>
+        </w:rPr>
+        <w:t>dueño del negocio</w:t>
+      </w:r>
+      <w:r>
+        <w:t xml:space="preserve">, quiero ver si bajó el número de mensajes sin responder desde que usamos el </w:t>
+      </w:r>
+      <w:proofErr w:type="spellStart"/>
+      <w:r>
+        <w:t>chatbot</w:t>
+      </w:r>
+      <w:proofErr w:type="spellEnd"/>
+      <w:r>
+        <w:t>.</w:t>
+      </w:r>
+    </w:p>
+    <w:p>
+      <w:pPr>
+        <w:numPr>
+          <w:ilvl w:val="0"/>
+          <w:numId w:val="6"/>
+        </w:numPr>
+        <w:jc w:val="both"/>
+      </w:pPr>
+      <w:r>
+        <w:rPr>
+          <w:b/>
+          <w:bCs/>
+        </w:rPr>
+        <w:t>HU</w:t>
+      </w:r>
+      <w:r>
+        <w:rPr>
+          <w:b/>
+          <w:bCs/>
+        </w:rPr>
+        <w:t>4</w:t>
+      </w:r>
+      <w:r>
+        <w:rPr>
+          <w:b/>
+          <w:bCs/>
+        </w:rPr>
+        <w:t xml:space="preserve">.2: </w:t>
+      </w:r>
+      <w:r>
+        <w:t xml:space="preserve">Como </w:t>
+      </w:r>
+      <w:r>
+        <w:rPr>
+          <w:i/>
+          <w:iCs/>
+        </w:rPr>
+        <w:t>cliente frecuente</w:t>
+      </w:r>
+      <w:r>
+        <w:t xml:space="preserve">, quiero que el </w:t>
+      </w:r>
+      <w:proofErr w:type="spellStart"/>
+      <w:r>
+        <w:t>chatbot</w:t>
+      </w:r>
+      <w:proofErr w:type="spellEnd"/>
+      <w:r>
+        <w:t xml:space="preserve"> me ayude a resolver mis dudas más rápido que antes.</w:t>
+      </w:r>
+    </w:p>
+    <w:p>
+      <w:pPr>
+        <w:numPr>
+          <w:ilvl w:val="0"/>
+          <w:numId w:val="6"/>
+        </w:numPr>
+        <w:jc w:val="both"/>
+      </w:pPr>
+      <w:r>
+        <w:rPr>
+          <w:b/>
+          <w:bCs/>
+        </w:rPr>
+        <w:t xml:space="preserve">HU4.3: </w:t>
+      </w:r>
+      <w:r>
+        <w:t xml:space="preserve">Como </w:t>
+      </w:r>
+      <w:r>
+        <w:rPr>
+          <w:i/>
+          <w:iCs/>
+        </w:rPr>
+        <w:t>encargado de atención al cliente,</w:t>
+      </w:r>
+      <w:r>
+        <w:rPr>
+          <w:b/>
+          <w:bCs/>
+          <w:i/>
+          <w:iCs/>
+        </w:rPr>
+        <w:t xml:space="preserve"> </w:t>
+      </w:r>
+      <w:r>
+        <w:t xml:space="preserve">quiero comparar los resultados luego de lanzar el </w:t>
+      </w:r>
+      <w:proofErr w:type="spellStart"/>
+      <w:r>
+        <w:t>chatbot</w:t>
+      </w:r>
+      <w:proofErr w:type="spellEnd"/>
+      <w:r>
+        <w:t xml:space="preserve"> para conocer el impacto que este tuvo en la satisfacción del cliente.</w:t>
+      </w:r>
+    </w:p>
+    <w:p>
+      <w:pPr>
+        <w:numPr>
+          <w:ilvl w:val="0"/>
+          <w:numId w:val="6"/>
+        </w:numPr>
+        <w:jc w:val="both"/>
+      </w:pPr>
+      <w:r>
+        <w:rPr>
+          <w:b/>
+          <w:bCs/>
+        </w:rPr>
+        <w:t xml:space="preserve">HU4.4: </w:t>
+      </w:r>
+      <w:r>
+        <w:t xml:space="preserve">Como </w:t>
+      </w:r>
+      <w:r>
+        <w:rPr>
+          <w:i/>
+          <w:iCs/>
+        </w:rPr>
+        <w:t xml:space="preserve">desarrollador, </w:t>
+      </w:r>
+      <w:r>
+        <w:t xml:space="preserve">quiero conocer el impacto del </w:t>
+      </w:r>
+      <w:proofErr w:type="spellStart"/>
+      <w:r>
+        <w:t>chatbot</w:t>
+      </w:r>
+      <w:proofErr w:type="spellEnd"/>
+      <w:r>
+        <w:t xml:space="preserve"> para saber si serán necesarias modificaciones y arreglos.</w:t>
+      </w:r>
+    </w:p>
+    <w:p>
+      <w:pPr>
+        <w:numPr>
+          <w:ilvl w:val="0"/>
+          <w:numId w:val="6"/>
+        </w:numPr>
+        <w:jc w:val="both"/>
+      </w:pPr>
+      <w:r>
+        <w:rPr>
+          <w:b/>
+          <w:bCs/>
+        </w:rPr>
+        <w:t xml:space="preserve">HU4.5: </w:t>
+      </w:r>
+      <w:r>
+        <w:t xml:space="preserve">Como </w:t>
+      </w:r>
+      <w:r>
+        <w:rPr>
+          <w:i/>
+          <w:iCs/>
+        </w:rPr>
+        <w:t>cliente</w:t>
+      </w:r>
+      <w:r>
+        <w:t xml:space="preserve">, me gustaría dar mi reseña para que así se pueda medir el impacto real del </w:t>
+      </w:r>
+      <w:proofErr w:type="spellStart"/>
+      <w:r>
+        <w:t>chatbot</w:t>
+      </w:r>
+      <w:proofErr w:type="spellEnd"/>
+      <w:r>
+        <w:t>.</w:t>
+      </w:r>
+    </w:p>
+    <w:p>
+      <w:pPr>
+        <w:numPr>
+          <w:ilvl w:val="0"/>
+          <w:numId w:val="6"/>
+        </w:numPr>
+        <w:jc w:val="both"/>
+      </w:pPr>
+      <w:r>
+        <w:rPr>
+          <w:b/>
+          <w:bCs/>
+        </w:rPr>
+        <w:t xml:space="preserve">HU4.6: </w:t>
+      </w:r>
+      <w:r>
+        <w:t xml:space="preserve">Como </w:t>
+      </w:r>
+      <w:r>
+        <w:rPr>
+          <w:i/>
+          <w:iCs/>
+        </w:rPr>
+        <w:t xml:space="preserve">encargado de atención al cliente, </w:t>
+      </w:r>
+      <w:r>
+        <w:t xml:space="preserve">quiero conocer si el tiempo de respuesta es lo suficientemente rápido para que el cliente tenga una buena experiencia. </w:t>
+      </w:r>
+    </w:p>
+    <w:p>
+      <w:pPr>
+        <w:ind w:left="720"/>
+        <w:jc w:val="both"/>
+      </w:pPr>
     </w:p>
     <w:p>
       <w:pPr>
@@ -355,1236 +1795,17 @@
           <w:szCs w:val="32"/>
         </w:rPr>
       </w:pPr>
-      <w:r>
+    </w:p>
+    <w:p>
+      <w:pPr>
+        <w:jc w:val="both"/>
         <w:rPr>
           <w:b/>
           <w:bCs/>
           <w:sz w:val="32"/>
           <w:szCs w:val="32"/>
         </w:rPr>
-        <w:lastRenderedPageBreak/>
-        <w:t>Historias de usuario</w:t>
-      </w:r>
-    </w:p>
-    <w:p>
-      <w:pPr>
-        <w:jc w:val="both"/>
-        <w:rPr>
-          <w:sz w:val="28"/>
-          <w:szCs w:val="28"/>
-        </w:rPr>
-      </w:pPr>
-      <w:r>
-        <w:rPr>
-          <w:sz w:val="28"/>
-          <w:szCs w:val="28"/>
-          <w:highlight w:val="yellow"/>
-        </w:rPr>
-        <w:t>En base a los objetivos</w:t>
-      </w:r>
-      <w:r>
-        <w:rPr>
-          <w:sz w:val="28"/>
-          <w:szCs w:val="28"/>
-          <w:highlight w:val="yellow"/>
-        </w:rPr>
-        <w:t xml:space="preserve"> específicos</w:t>
-      </w:r>
-      <w:r>
-        <w:rPr>
-          <w:sz w:val="28"/>
-          <w:szCs w:val="28"/>
-          <w:highlight w:val="yellow"/>
-        </w:rPr>
-        <w:t xml:space="preserve"> escogidos</w:t>
-      </w:r>
-      <w:r>
-        <w:rPr>
-          <w:sz w:val="28"/>
-          <w:szCs w:val="28"/>
-          <w:highlight w:val="yellow"/>
-        </w:rPr>
-        <w:t xml:space="preserve">, </w:t>
-      </w:r>
-      <w:r>
-        <w:rPr>
-          <w:sz w:val="28"/>
-          <w:szCs w:val="28"/>
-          <w:highlight w:val="yellow"/>
-        </w:rPr>
-        <w:t xml:space="preserve">crear </w:t>
-      </w:r>
-      <w:r>
-        <w:rPr>
-          <w:sz w:val="28"/>
-          <w:szCs w:val="28"/>
-          <w:highlight w:val="yellow"/>
-        </w:rPr>
-        <w:t>6 historias de usuario para cada objetivo específico</w:t>
-      </w:r>
-    </w:p>
-    <w:p>
-      <w:pPr>
-        <w:jc w:val="both"/>
-        <w:rPr>
-          <w:b/>
-          <w:bCs/>
-        </w:rPr>
-      </w:pPr>
-      <w:r>
-        <w:rPr>
-          <w:b/>
-          <w:bCs/>
-        </w:rPr>
-        <w:t xml:space="preserve">Objetivo 1: </w:t>
-      </w:r>
-      <w:r>
-        <w:rPr>
-          <w:b/>
-          <w:bCs/>
-        </w:rPr>
-        <w:t xml:space="preserve">Analizar las preguntas frecuentes de los clientes para definir el contenido necesario del </w:t>
-      </w:r>
-      <w:proofErr w:type="spellStart"/>
-      <w:r>
-        <w:rPr>
-          <w:b/>
-          <w:bCs/>
-        </w:rPr>
-        <w:t>chatbot</w:t>
-      </w:r>
-      <w:proofErr w:type="spellEnd"/>
-    </w:p>
-    <w:p>
-      <w:pPr>
-        <w:numPr>
-          <w:ilvl w:val="0"/>
-          <w:numId w:val="3"/>
-        </w:numPr>
-        <w:jc w:val="both"/>
-      </w:pPr>
-      <w:r>
-        <w:rPr>
-          <w:b/>
-          <w:bCs/>
-        </w:rPr>
-        <w:t>HU1.1</w:t>
-      </w:r>
-      <w:r>
-        <w:t xml:space="preserve">: Como </w:t>
-      </w:r>
-      <w:r>
-        <w:rPr>
-          <w:i/>
-          <w:iCs/>
-        </w:rPr>
-        <w:t>administrador de la tienda</w:t>
-      </w:r>
-      <w:r>
-        <w:t xml:space="preserve">, quiero ver cuáles son las preguntas más comunes que hacen los clientes, para que el </w:t>
-      </w:r>
-      <w:proofErr w:type="spellStart"/>
-      <w:r>
-        <w:t>chatbot</w:t>
-      </w:r>
-      <w:proofErr w:type="spellEnd"/>
-      <w:r>
-        <w:t xml:space="preserve"> las pueda responder.</w:t>
-      </w:r>
-    </w:p>
-    <w:p>
-      <w:pPr>
-        <w:numPr>
-          <w:ilvl w:val="0"/>
-          <w:numId w:val="3"/>
-        </w:numPr>
-        <w:jc w:val="both"/>
-      </w:pPr>
-      <w:r>
-        <w:rPr>
-          <w:b/>
-          <w:bCs/>
-        </w:rPr>
-        <w:t>HU1.2</w:t>
-      </w:r>
-      <w:r>
-        <w:t xml:space="preserve">: Como </w:t>
-      </w:r>
-      <w:r>
-        <w:rPr>
-          <w:i/>
-          <w:iCs/>
-        </w:rPr>
-        <w:t>desarrollador del sistema</w:t>
-      </w:r>
-      <w:r>
-        <w:t xml:space="preserve">, quiero tener acceso a los mensajes anteriores de los clientes para analizar qué información debe saber el </w:t>
-      </w:r>
-      <w:proofErr w:type="spellStart"/>
-      <w:r>
-        <w:t>chatbot</w:t>
-      </w:r>
-      <w:proofErr w:type="spellEnd"/>
-      <w:r>
-        <w:t>.</w:t>
-      </w:r>
-    </w:p>
-    <w:p>
-      <w:pPr>
-        <w:jc w:val="both"/>
-        <w:rPr>
-          <w:b/>
-          <w:bCs/>
-        </w:rPr>
-      </w:pPr>
-      <w:r>
-        <w:rPr>
-          <w:b/>
-          <w:bCs/>
-        </w:rPr>
-        <w:t xml:space="preserve">Objetivo </w:t>
-      </w:r>
-      <w:r>
-        <w:rPr>
-          <w:b/>
-          <w:bCs/>
-        </w:rPr>
-        <w:t>2</w:t>
-      </w:r>
-      <w:r>
-        <w:rPr>
-          <w:b/>
-          <w:bCs/>
-        </w:rPr>
-        <w:t xml:space="preserve">: Garantizar que el </w:t>
-      </w:r>
-      <w:proofErr w:type="spellStart"/>
-      <w:r>
-        <w:rPr>
-          <w:b/>
-          <w:bCs/>
-        </w:rPr>
-        <w:t>chatbot</w:t>
-      </w:r>
-      <w:proofErr w:type="spellEnd"/>
-      <w:r>
-        <w:rPr>
-          <w:b/>
-          <w:bCs/>
-        </w:rPr>
-        <w:t xml:space="preserve"> funcione sin errores ni fallas en todos los casos posibles de us</w:t>
-      </w:r>
-      <w:r>
-        <w:rPr>
-          <w:b/>
-          <w:bCs/>
-        </w:rPr>
-        <w:t>o</w:t>
-      </w:r>
-    </w:p>
-    <w:p>
-      <w:pPr>
-        <w:pStyle w:val="ListParagraph"/>
-        <w:numPr>
-          <w:ilvl w:val="0"/>
-          <w:numId w:val="3"/>
-        </w:numPr>
-        <w:jc w:val="both"/>
-        <w:rPr>
-          <w:b/>
-          <w:bCs/>
-        </w:rPr>
-      </w:pPr>
-      <w:r>
-        <w:rPr>
-          <w:b/>
-          <w:bCs/>
-        </w:rPr>
-        <w:t>HU</w:t>
-      </w:r>
-      <w:r>
-        <w:rPr>
-          <w:b/>
-          <w:bCs/>
-        </w:rPr>
-        <w:t>2</w:t>
-      </w:r>
-      <w:r>
-        <w:rPr>
-          <w:b/>
-          <w:bCs/>
-        </w:rPr>
-        <w:t xml:space="preserve">.1: </w:t>
-      </w:r>
-      <w:r>
-        <w:t xml:space="preserve">Como </w:t>
-      </w:r>
-      <w:r>
-        <w:rPr>
-          <w:i/>
-          <w:iCs/>
-        </w:rPr>
-        <w:t>administrador del sistema</w:t>
-      </w:r>
-      <w:r>
-        <w:t xml:space="preserve">, quiero que el </w:t>
-      </w:r>
-      <w:proofErr w:type="spellStart"/>
-      <w:r>
-        <w:t>chatbot</w:t>
-      </w:r>
-      <w:proofErr w:type="spellEnd"/>
-      <w:r>
-        <w:t xml:space="preserve"> responda correctamente el 100% de las preguntas, sin errores, sin importar la forma en que se escriban.</w:t>
-      </w:r>
-    </w:p>
-    <w:p>
-      <w:pPr>
-        <w:pStyle w:val="ListParagraph"/>
-        <w:numPr>
-          <w:ilvl w:val="0"/>
-          <w:numId w:val="3"/>
-        </w:numPr>
-        <w:jc w:val="both"/>
-        <w:rPr>
-          <w:b/>
-          <w:bCs/>
-        </w:rPr>
-      </w:pPr>
-      <w:r>
-        <w:rPr>
-          <w:b/>
-          <w:bCs/>
-        </w:rPr>
-        <w:t>HU</w:t>
-      </w:r>
-      <w:r>
-        <w:rPr>
-          <w:b/>
-          <w:bCs/>
-        </w:rPr>
-        <w:t>2</w:t>
-      </w:r>
-      <w:r>
-        <w:rPr>
-          <w:b/>
-          <w:bCs/>
-        </w:rPr>
-        <w:t xml:space="preserve">.2: </w:t>
-      </w:r>
-      <w:r>
-        <w:t xml:space="preserve">Como </w:t>
-      </w:r>
-      <w:r>
-        <w:rPr>
-          <w:i/>
-          <w:iCs/>
-        </w:rPr>
-        <w:t>cliente nuevo</w:t>
-      </w:r>
-      <w:r>
-        <w:t xml:space="preserve">, quiero que el </w:t>
-      </w:r>
-      <w:proofErr w:type="spellStart"/>
-      <w:r>
-        <w:t>chatbot</w:t>
-      </w:r>
-      <w:proofErr w:type="spellEnd"/>
-      <w:r>
-        <w:t xml:space="preserve"> nunca falle ni se quede colgado, para tener una experiencia perfecta cada vez que lo uso.</w:t>
-      </w:r>
-    </w:p>
-    <w:p>
-      <w:pPr>
-        <w:jc w:val="both"/>
-        <w:rPr>
-          <w:b/>
-          <w:bCs/>
-        </w:rPr>
-      </w:pPr>
-      <w:r>
-        <w:rPr>
-          <w:b/>
-          <w:bCs/>
-        </w:rPr>
-        <w:t xml:space="preserve">Objetivo </w:t>
-      </w:r>
-      <w:r>
-        <w:rPr>
-          <w:b/>
-          <w:bCs/>
-        </w:rPr>
-        <w:t>3</w:t>
-      </w:r>
-      <w:r>
-        <w:rPr>
-          <w:b/>
-          <w:bCs/>
-        </w:rPr>
-        <w:t xml:space="preserve">: </w:t>
-      </w:r>
-      <w:r>
-        <w:rPr>
-          <w:b/>
-          <w:bCs/>
-        </w:rPr>
-        <w:t>D</w:t>
-      </w:r>
-      <w:r>
-        <w:rPr>
-          <w:b/>
-          <w:bCs/>
-        </w:rPr>
-        <w:t xml:space="preserve">esarrollar un </w:t>
-      </w:r>
-      <w:proofErr w:type="spellStart"/>
-      <w:r>
-        <w:rPr>
-          <w:b/>
-          <w:bCs/>
-        </w:rPr>
-        <w:t>chatbot</w:t>
-      </w:r>
-      <w:proofErr w:type="spellEnd"/>
-      <w:r>
-        <w:rPr>
-          <w:b/>
-          <w:bCs/>
-        </w:rPr>
-        <w:t xml:space="preserve"> con una interfaz muy bonita que refleje la identidad visual de la tienda</w:t>
-      </w:r>
-    </w:p>
-    <w:p>
-      <w:pPr>
-        <w:pStyle w:val="ListParagraph"/>
-        <w:numPr>
-          <w:ilvl w:val="0"/>
-          <w:numId w:val="3"/>
-        </w:numPr>
-        <w:jc w:val="both"/>
-        <w:rPr>
-          <w:b/>
-          <w:bCs/>
-        </w:rPr>
-      </w:pPr>
-      <w:r>
-        <w:rPr>
-          <w:b/>
-          <w:bCs/>
-        </w:rPr>
-        <w:t>HU</w:t>
-      </w:r>
-      <w:r>
-        <w:rPr>
-          <w:b/>
-          <w:bCs/>
-        </w:rPr>
-        <w:t>3</w:t>
-      </w:r>
-      <w:r>
-        <w:rPr>
-          <w:b/>
-          <w:bCs/>
-        </w:rPr>
-        <w:t xml:space="preserve">.1: </w:t>
-      </w:r>
-      <w:r>
-        <w:t xml:space="preserve">Como </w:t>
-      </w:r>
-      <w:r>
-        <w:rPr>
-          <w:i/>
-          <w:iCs/>
-        </w:rPr>
-        <w:t>cliente frecuente</w:t>
-      </w:r>
-      <w:r>
-        <w:t xml:space="preserve">, quiero que el </w:t>
-      </w:r>
-      <w:proofErr w:type="spellStart"/>
-      <w:r>
-        <w:t>chatbot</w:t>
-      </w:r>
-      <w:proofErr w:type="spellEnd"/>
-      <w:r>
-        <w:t xml:space="preserve"> tenga colores llamativos y animaciones para sentir que estoy en una tienda moderna.</w:t>
-      </w:r>
-    </w:p>
-    <w:p>
-      <w:pPr>
-        <w:pStyle w:val="ListParagraph"/>
-        <w:numPr>
-          <w:ilvl w:val="0"/>
-          <w:numId w:val="3"/>
-        </w:numPr>
-        <w:jc w:val="both"/>
-        <w:rPr>
-          <w:b/>
-          <w:bCs/>
-        </w:rPr>
-      </w:pPr>
-      <w:r>
-        <w:rPr>
-          <w:b/>
-          <w:bCs/>
-        </w:rPr>
-        <w:t>HU</w:t>
-      </w:r>
-      <w:r>
-        <w:rPr>
-          <w:b/>
-          <w:bCs/>
-        </w:rPr>
-        <w:t>3</w:t>
-      </w:r>
-      <w:r>
-        <w:rPr>
-          <w:b/>
-          <w:bCs/>
-        </w:rPr>
-        <w:t xml:space="preserve">.2: </w:t>
-      </w:r>
-      <w:r>
-        <w:t xml:space="preserve">Como </w:t>
-      </w:r>
-      <w:r>
-        <w:rPr>
-          <w:i/>
-          <w:iCs/>
-        </w:rPr>
-        <w:t>diseñador gráfico</w:t>
-      </w:r>
-      <w:r>
-        <w:t xml:space="preserve">, quiero que el </w:t>
-      </w:r>
-      <w:proofErr w:type="spellStart"/>
-      <w:r>
-        <w:t>chatbot</w:t>
-      </w:r>
-      <w:proofErr w:type="spellEnd"/>
-      <w:r>
-        <w:t xml:space="preserve"> use la misma tipografía y estilo visual del logo de la tienda para mantener la coherencia de marca.</w:t>
-      </w:r>
-    </w:p>
-    <w:p>
-      <w:pPr>
-        <w:jc w:val="both"/>
-        <w:rPr>
-          <w:b/>
-          <w:bCs/>
-        </w:rPr>
-      </w:pPr>
-      <w:r>
-        <w:rPr>
-          <w:b/>
-          <w:bCs/>
-        </w:rPr>
-        <w:t xml:space="preserve">Objetivo </w:t>
-      </w:r>
-      <w:r>
-        <w:rPr>
-          <w:b/>
-          <w:bCs/>
-        </w:rPr>
-        <w:t>4</w:t>
-      </w:r>
-      <w:r>
-        <w:rPr>
-          <w:b/>
-          <w:bCs/>
-        </w:rPr>
-        <w:t xml:space="preserve">: </w:t>
-      </w:r>
-      <w:r>
-        <w:rPr>
-          <w:b/>
-          <w:bCs/>
-        </w:rPr>
-        <w:t>D</w:t>
-      </w:r>
-      <w:r>
-        <w:rPr>
-          <w:b/>
-          <w:bCs/>
-        </w:rPr>
-        <w:t xml:space="preserve">iseñar, entrenar e integrar el </w:t>
-      </w:r>
-      <w:proofErr w:type="spellStart"/>
-      <w:r>
-        <w:rPr>
-          <w:b/>
-          <w:bCs/>
-        </w:rPr>
-        <w:t>chatbot</w:t>
-      </w:r>
-      <w:proofErr w:type="spellEnd"/>
-      <w:r>
-        <w:rPr>
-          <w:b/>
-          <w:bCs/>
-        </w:rPr>
-        <w:t xml:space="preserve"> con respuestas automáticas en el sitio web de </w:t>
-      </w:r>
-      <w:proofErr w:type="spellStart"/>
-      <w:r>
-        <w:rPr>
-          <w:b/>
-          <w:bCs/>
-        </w:rPr>
-        <w:t>ModaClick</w:t>
-      </w:r>
-      <w:proofErr w:type="spellEnd"/>
-    </w:p>
-    <w:p>
-      <w:pPr>
-        <w:numPr>
-          <w:ilvl w:val="0"/>
-          <w:numId w:val="4"/>
-        </w:numPr>
-        <w:jc w:val="both"/>
-      </w:pPr>
-      <w:r>
-        <w:rPr>
-          <w:b/>
-          <w:bCs/>
-        </w:rPr>
-        <w:t>HU</w:t>
-      </w:r>
-      <w:r>
-        <w:rPr>
-          <w:b/>
-          <w:bCs/>
-        </w:rPr>
-        <w:t>4</w:t>
-      </w:r>
-      <w:r>
-        <w:rPr>
-          <w:b/>
-          <w:bCs/>
-        </w:rPr>
-        <w:t xml:space="preserve">.1: </w:t>
-      </w:r>
-      <w:r>
-        <w:t xml:space="preserve">Como </w:t>
-      </w:r>
-      <w:r>
-        <w:rPr>
-          <w:i/>
-          <w:iCs/>
-        </w:rPr>
-        <w:t>cliente</w:t>
-      </w:r>
-      <w:r>
-        <w:t xml:space="preserve">, quiero que el </w:t>
-      </w:r>
-      <w:proofErr w:type="spellStart"/>
-      <w:r>
-        <w:t>chatbot</w:t>
-      </w:r>
-      <w:proofErr w:type="spellEnd"/>
-      <w:r>
-        <w:t xml:space="preserve"> me dé opciones claras para elegir, como "consultar horarios" o "preguntar por cambios".</w:t>
-      </w:r>
-    </w:p>
-    <w:p>
-      <w:pPr>
-        <w:numPr>
-          <w:ilvl w:val="0"/>
-          <w:numId w:val="4"/>
-        </w:numPr>
-        <w:jc w:val="both"/>
-        <w:rPr>
-          <w:b/>
-          <w:bCs/>
-        </w:rPr>
-      </w:pPr>
-      <w:r>
-        <w:rPr>
-          <w:b/>
-          <w:bCs/>
-        </w:rPr>
-        <w:t>HU</w:t>
-      </w:r>
-      <w:r>
-        <w:rPr>
-          <w:b/>
-          <w:bCs/>
-        </w:rPr>
-        <w:t>4</w:t>
-      </w:r>
-      <w:r>
-        <w:rPr>
-          <w:b/>
-          <w:bCs/>
-        </w:rPr>
-        <w:t xml:space="preserve">.2: </w:t>
-      </w:r>
-      <w:r>
-        <w:t xml:space="preserve">Como </w:t>
-      </w:r>
-      <w:r>
-        <w:rPr>
-          <w:i/>
-          <w:iCs/>
-        </w:rPr>
-        <w:t>equipo de diseño</w:t>
-      </w:r>
-      <w:r>
-        <w:t xml:space="preserve">, quiero planificar el orden de las respuestas del </w:t>
-      </w:r>
-      <w:proofErr w:type="spellStart"/>
-      <w:r>
-        <w:t>chatbot</w:t>
-      </w:r>
-      <w:proofErr w:type="spellEnd"/>
-      <w:r>
-        <w:t xml:space="preserve"> para que sea fácil de entender y usar.</w:t>
-      </w:r>
-    </w:p>
-    <w:p>
-      <w:pPr>
-        <w:numPr>
-          <w:ilvl w:val="0"/>
-          <w:numId w:val="4"/>
-        </w:numPr>
-        <w:jc w:val="both"/>
-      </w:pPr>
-      <w:r>
-        <w:rPr>
-          <w:b/>
-          <w:bCs/>
-        </w:rPr>
-        <w:t>HU</w:t>
-      </w:r>
-      <w:r>
-        <w:rPr>
-          <w:b/>
-          <w:bCs/>
-        </w:rPr>
-        <w:t>4</w:t>
-      </w:r>
-      <w:r>
-        <w:rPr>
-          <w:b/>
-          <w:bCs/>
-        </w:rPr>
-        <w:t>.</w:t>
-      </w:r>
-      <w:r>
-        <w:rPr>
-          <w:b/>
-          <w:bCs/>
-        </w:rPr>
-        <w:t>3</w:t>
-      </w:r>
-      <w:r>
-        <w:rPr>
-          <w:b/>
-          <w:bCs/>
-        </w:rPr>
-        <w:t xml:space="preserve">: </w:t>
-      </w:r>
-      <w:r>
-        <w:t xml:space="preserve">Como </w:t>
-      </w:r>
-      <w:r>
-        <w:rPr>
-          <w:i/>
-          <w:iCs/>
-        </w:rPr>
-        <w:t>desarrollador</w:t>
-      </w:r>
-      <w:r>
-        <w:t xml:space="preserve">, quiero agregar frases típicas como "¿Qué pasa si la ropa no me queda?" para que el </w:t>
-      </w:r>
-      <w:proofErr w:type="spellStart"/>
-      <w:r>
-        <w:t>chatbot</w:t>
-      </w:r>
-      <w:proofErr w:type="spellEnd"/>
-      <w:r>
-        <w:t xml:space="preserve"> sepa qué responder.</w:t>
-      </w:r>
-    </w:p>
-    <w:p>
-      <w:pPr>
-        <w:numPr>
-          <w:ilvl w:val="0"/>
-          <w:numId w:val="4"/>
-        </w:numPr>
-        <w:jc w:val="both"/>
-        <w:rPr>
-          <w:b/>
-          <w:bCs/>
-        </w:rPr>
-      </w:pPr>
-      <w:r>
-        <w:rPr>
-          <w:b/>
-          <w:bCs/>
-        </w:rPr>
-        <w:lastRenderedPageBreak/>
-        <w:t>HU</w:t>
-      </w:r>
-      <w:r>
-        <w:rPr>
-          <w:b/>
-          <w:bCs/>
-        </w:rPr>
-        <w:t>4</w:t>
-      </w:r>
-      <w:r>
-        <w:rPr>
-          <w:b/>
-          <w:bCs/>
-        </w:rPr>
-        <w:t>.</w:t>
-      </w:r>
-      <w:r>
-        <w:rPr>
-          <w:b/>
-          <w:bCs/>
-        </w:rPr>
-        <w:t>4</w:t>
-      </w:r>
-      <w:r>
-        <w:rPr>
-          <w:b/>
-          <w:bCs/>
-        </w:rPr>
-        <w:t xml:space="preserve">: </w:t>
-      </w:r>
-      <w:r>
-        <w:t xml:space="preserve">Como </w:t>
-      </w:r>
-      <w:r>
-        <w:rPr>
-          <w:i/>
-          <w:iCs/>
-        </w:rPr>
-        <w:t>administrador</w:t>
-      </w:r>
-      <w:r>
-        <w:t xml:space="preserve">, quiero asegurarme de que el </w:t>
-      </w:r>
-      <w:proofErr w:type="spellStart"/>
-      <w:r>
-        <w:t>chatbot</w:t>
-      </w:r>
-      <w:proofErr w:type="spellEnd"/>
-      <w:r>
-        <w:t xml:space="preserve"> dé respuestas correctas sobre políticas de entrega y devolución.</w:t>
-      </w:r>
-    </w:p>
-    <w:p>
-      <w:pPr>
-        <w:numPr>
-          <w:ilvl w:val="0"/>
-          <w:numId w:val="4"/>
-        </w:numPr>
-        <w:jc w:val="both"/>
-      </w:pPr>
-      <w:r>
-        <w:rPr>
-          <w:b/>
-          <w:bCs/>
-        </w:rPr>
-        <w:t>HU4.</w:t>
-      </w:r>
-      <w:r>
-        <w:rPr>
-          <w:b/>
-          <w:bCs/>
-        </w:rPr>
-        <w:t>5</w:t>
-      </w:r>
-      <w:r>
-        <w:rPr>
-          <w:b/>
-          <w:bCs/>
-        </w:rPr>
-        <w:t xml:space="preserve">: </w:t>
-      </w:r>
-      <w:r>
-        <w:t xml:space="preserve">Como </w:t>
-      </w:r>
-      <w:r>
-        <w:rPr>
-          <w:i/>
-          <w:iCs/>
-        </w:rPr>
-        <w:t>cliente</w:t>
-      </w:r>
-      <w:r>
-        <w:t xml:space="preserve">, quiero ver el </w:t>
-      </w:r>
-      <w:proofErr w:type="spellStart"/>
-      <w:r>
-        <w:t>chatbot</w:t>
-      </w:r>
-      <w:proofErr w:type="spellEnd"/>
-      <w:r>
-        <w:t xml:space="preserve"> disponible en la esquina del sitio web para poder hacer preguntas en cualquier momento.</w:t>
-      </w:r>
-    </w:p>
-    <w:p>
-      <w:pPr>
-        <w:numPr>
-          <w:ilvl w:val="0"/>
-          <w:numId w:val="4"/>
-        </w:numPr>
-        <w:jc w:val="both"/>
-        <w:rPr>
-          <w:b/>
-          <w:bCs/>
-        </w:rPr>
-      </w:pPr>
-      <w:r>
-        <w:rPr>
-          <w:b/>
-          <w:bCs/>
-        </w:rPr>
-        <w:t>HU4.</w:t>
-      </w:r>
-      <w:r>
-        <w:rPr>
-          <w:b/>
-          <w:bCs/>
-        </w:rPr>
-        <w:t>6</w:t>
-      </w:r>
-      <w:r>
-        <w:rPr>
-          <w:b/>
-          <w:bCs/>
-        </w:rPr>
-        <w:t xml:space="preserve">: </w:t>
-      </w:r>
-      <w:r>
-        <w:t xml:space="preserve">Como </w:t>
-      </w:r>
-      <w:r>
-        <w:rPr>
-          <w:i/>
-          <w:iCs/>
-        </w:rPr>
-        <w:t>técnico web</w:t>
-      </w:r>
-      <w:r>
-        <w:t xml:space="preserve">, quiero que el </w:t>
-      </w:r>
-      <w:proofErr w:type="spellStart"/>
-      <w:r>
-        <w:t>chatbot</w:t>
-      </w:r>
-      <w:proofErr w:type="spellEnd"/>
-      <w:r>
-        <w:t xml:space="preserve"> funcione sin afectar el diseño ni la velocidad del sitio.</w:t>
-      </w:r>
-    </w:p>
-    <w:p>
-      <w:pPr>
-        <w:jc w:val="both"/>
-        <w:rPr>
-          <w:b/>
-          <w:bCs/>
-        </w:rPr>
-      </w:pPr>
-      <w:r>
-        <w:rPr>
-          <w:b/>
-          <w:bCs/>
-        </w:rPr>
-        <w:t xml:space="preserve">Objetivo </w:t>
-      </w:r>
-      <w:r>
-        <w:rPr>
-          <w:b/>
-          <w:bCs/>
-        </w:rPr>
-        <w:t>5</w:t>
-      </w:r>
-      <w:r>
-        <w:rPr>
-          <w:b/>
-          <w:bCs/>
-        </w:rPr>
-        <w:t xml:space="preserve">: </w:t>
-      </w:r>
-      <w:r>
-        <w:rPr>
-          <w:b/>
-          <w:bCs/>
-        </w:rPr>
-        <w:t>M</w:t>
-      </w:r>
-      <w:r>
-        <w:rPr>
-          <w:b/>
-          <w:bCs/>
-        </w:rPr>
-        <w:t xml:space="preserve">edir el impacto del </w:t>
-      </w:r>
-      <w:proofErr w:type="spellStart"/>
-      <w:r>
-        <w:rPr>
-          <w:b/>
-          <w:bCs/>
-        </w:rPr>
-        <w:t>chatbot</w:t>
-      </w:r>
-      <w:proofErr w:type="spellEnd"/>
-      <w:r>
-        <w:rPr>
-          <w:b/>
-          <w:bCs/>
-        </w:rPr>
-        <w:t xml:space="preserve"> en la atención al cliente y el tiempo de respuesta</w:t>
-      </w:r>
-    </w:p>
-    <w:p>
-      <w:pPr>
-        <w:numPr>
-          <w:ilvl w:val="0"/>
-          <w:numId w:val="6"/>
-        </w:numPr>
-        <w:jc w:val="both"/>
-        <w:rPr>
-          <w:b/>
-          <w:bCs/>
-        </w:rPr>
-      </w:pPr>
-      <w:r>
-        <w:rPr>
-          <w:b/>
-          <w:bCs/>
-        </w:rPr>
-        <w:t xml:space="preserve">HU5.1: </w:t>
-      </w:r>
-      <w:r>
-        <w:t xml:space="preserve">Como </w:t>
-      </w:r>
-      <w:r>
-        <w:rPr>
-          <w:i/>
-          <w:iCs/>
-        </w:rPr>
-        <w:t>dueño del negocio</w:t>
-      </w:r>
-      <w:r>
-        <w:t xml:space="preserve">, quiero ver si bajó el número de mensajes sin responder desde que usamos el </w:t>
-      </w:r>
-      <w:proofErr w:type="spellStart"/>
-      <w:r>
-        <w:t>chatbot</w:t>
-      </w:r>
-      <w:proofErr w:type="spellEnd"/>
-      <w:r>
-        <w:t>.</w:t>
-      </w:r>
-    </w:p>
-    <w:p>
-      <w:pPr>
-        <w:numPr>
-          <w:ilvl w:val="0"/>
-          <w:numId w:val="6"/>
-        </w:numPr>
-        <w:jc w:val="both"/>
-      </w:pPr>
-      <w:r>
-        <w:rPr>
-          <w:b/>
-          <w:bCs/>
-        </w:rPr>
-        <w:t xml:space="preserve">HU5.2: </w:t>
-      </w:r>
-      <w:r>
-        <w:t xml:space="preserve">Como </w:t>
-      </w:r>
-      <w:r>
-        <w:rPr>
-          <w:i/>
-          <w:iCs/>
-        </w:rPr>
-        <w:t>cliente frecuente</w:t>
-      </w:r>
-      <w:r>
-        <w:t xml:space="preserve">, quiero que el </w:t>
-      </w:r>
-      <w:proofErr w:type="spellStart"/>
-      <w:r>
-        <w:t>chatbot</w:t>
-      </w:r>
-      <w:proofErr w:type="spellEnd"/>
-      <w:r>
-        <w:t xml:space="preserve"> me ayude a resolver mis dudas más rápido que antes.</w:t>
-      </w:r>
-    </w:p>
-    <w:p>
-      <w:pPr>
-        <w:jc w:val="both"/>
-        <w:rPr>
-          <w:b/>
-          <w:bCs/>
-        </w:rPr>
-      </w:pPr>
-      <w:r>
-        <w:rPr>
-          <w:b/>
-          <w:bCs/>
-        </w:rPr>
-        <w:t xml:space="preserve">Objetivo </w:t>
-      </w:r>
-      <w:r>
-        <w:rPr>
-          <w:b/>
-          <w:bCs/>
-        </w:rPr>
-        <w:t>6</w:t>
-      </w:r>
-      <w:r>
-        <w:rPr>
-          <w:b/>
-          <w:bCs/>
-        </w:rPr>
-        <w:t xml:space="preserve">: </w:t>
-      </w:r>
-      <w:r>
-        <w:rPr>
-          <w:b/>
-          <w:bCs/>
-        </w:rPr>
-        <w:t>I</w:t>
-      </w:r>
-      <w:r>
-        <w:rPr>
-          <w:b/>
-          <w:bCs/>
-        </w:rPr>
-        <w:t xml:space="preserve">ncrementar más las ventas de la tienda gracias al </w:t>
-      </w:r>
-      <w:proofErr w:type="spellStart"/>
-      <w:r>
-        <w:rPr>
-          <w:b/>
-          <w:bCs/>
-        </w:rPr>
-        <w:t>chatbot</w:t>
-      </w:r>
-      <w:proofErr w:type="spellEnd"/>
-    </w:p>
-    <w:p>
-      <w:pPr>
-        <w:pStyle w:val="ListParagraph"/>
-        <w:numPr>
-          <w:ilvl w:val="0"/>
-          <w:numId w:val="6"/>
-        </w:numPr>
-        <w:jc w:val="both"/>
-        <w:rPr>
-          <w:b/>
-          <w:bCs/>
-        </w:rPr>
-      </w:pPr>
-      <w:r>
-        <w:rPr>
-          <w:b/>
-          <w:bCs/>
-        </w:rPr>
-        <w:t>HU</w:t>
-      </w:r>
-      <w:r>
-        <w:rPr>
-          <w:b/>
-          <w:bCs/>
-        </w:rPr>
-        <w:t>6</w:t>
-      </w:r>
-      <w:r>
-        <w:rPr>
-          <w:b/>
-          <w:bCs/>
-        </w:rPr>
-        <w:t xml:space="preserve">.1: </w:t>
-      </w:r>
-      <w:r>
-        <w:t xml:space="preserve">Como </w:t>
-      </w:r>
-      <w:r>
-        <w:rPr>
-          <w:i/>
-          <w:iCs/>
-        </w:rPr>
-        <w:t>dueño de la tienda</w:t>
-      </w:r>
-      <w:r>
-        <w:t xml:space="preserve">, quiero que el </w:t>
-      </w:r>
-      <w:proofErr w:type="spellStart"/>
-      <w:r>
-        <w:t>chatbot</w:t>
-      </w:r>
-      <w:proofErr w:type="spellEnd"/>
-      <w:r>
-        <w:t xml:space="preserve"> convenza a los clientes de comprar más productos, para aumentar las ventas mensuales.</w:t>
-      </w:r>
-    </w:p>
-    <w:p>
-      <w:pPr>
-        <w:pStyle w:val="ListParagraph"/>
-        <w:numPr>
-          <w:ilvl w:val="0"/>
-          <w:numId w:val="6"/>
-        </w:numPr>
-        <w:jc w:val="both"/>
-      </w:pPr>
-      <w:r>
-        <w:rPr>
-          <w:b/>
-          <w:bCs/>
-        </w:rPr>
-        <w:t>HU</w:t>
-      </w:r>
-      <w:r>
-        <w:rPr>
-          <w:b/>
-          <w:bCs/>
-        </w:rPr>
-        <w:t>6</w:t>
-      </w:r>
-      <w:r>
-        <w:rPr>
-          <w:b/>
-          <w:bCs/>
-        </w:rPr>
-        <w:t xml:space="preserve">.2: </w:t>
-      </w:r>
-      <w:r>
-        <w:t xml:space="preserve">Como </w:t>
-      </w:r>
-      <w:r>
-        <w:rPr>
-          <w:i/>
-          <w:iCs/>
-        </w:rPr>
-        <w:t>cliente indeciso</w:t>
-      </w:r>
-      <w:r>
-        <w:t xml:space="preserve">, quiero que el </w:t>
-      </w:r>
-      <w:proofErr w:type="spellStart"/>
-      <w:r>
-        <w:t>chatbot</w:t>
-      </w:r>
-      <w:proofErr w:type="spellEnd"/>
-      <w:r>
-        <w:t xml:space="preserve"> me ofrezca productos similares automáticamente para que termine comprando algo.</w:t>
-      </w:r>
-    </w:p>
-    <w:p>
-      <w:r>
-        <w:br w:type="page"/>
-      </w:r>
+      </w:pPr>
     </w:p>
     <w:p>
       <w:pPr>
@@ -1609,76 +1830,55 @@
     </w:p>
     <w:p>
       <w:pPr>
-        <w:pStyle w:val="ListParagraph"/>
-        <w:numPr>
-          <w:ilvl w:val="0"/>
-          <w:numId w:val="6"/>
-        </w:numPr>
-        <w:jc w:val="both"/>
-        <w:rPr>
-          <w:highlight w:val="yellow"/>
-        </w:rPr>
-      </w:pPr>
-      <w:r>
-        <w:rPr>
-          <w:highlight w:val="yellow"/>
-        </w:rPr>
-        <w:t>Dibujar en un WBS los objetivos específicos y las historias de usuario. El título debe ser “</w:t>
-      </w:r>
-      <w:proofErr w:type="spellStart"/>
-      <w:r>
-        <w:rPr>
-          <w:highlight w:val="yellow"/>
-        </w:rPr>
-        <w:t>ModaClick</w:t>
-      </w:r>
-      <w:proofErr w:type="spellEnd"/>
-      <w:r>
-        <w:rPr>
-          <w:highlight w:val="yellow"/>
-        </w:rPr>
-        <w:t>”.</w:t>
-      </w:r>
-    </w:p>
-    <w:p>
-      <w:pPr>
-        <w:pStyle w:val="ListParagraph"/>
-        <w:numPr>
-          <w:ilvl w:val="0"/>
-          <w:numId w:val="6"/>
-        </w:numPr>
-        <w:jc w:val="both"/>
-        <w:rPr>
-          <w:highlight w:val="yellow"/>
-        </w:rPr>
-      </w:pPr>
-      <w:r>
-        <w:rPr>
-          <w:highlight w:val="yellow"/>
-        </w:rPr>
-        <w:t>Adjuntar una imagen en este apartado.</w:t>
-      </w:r>
-    </w:p>
-    <w:p>
-      <w:pPr>
-        <w:pStyle w:val="ListParagraph"/>
-        <w:numPr>
-          <w:ilvl w:val="0"/>
-          <w:numId w:val="6"/>
-        </w:numPr>
-        <w:jc w:val="both"/>
-        <w:rPr>
-          <w:highlight w:val="yellow"/>
-        </w:rPr>
-      </w:pPr>
-      <w:r>
-        <w:rPr>
-          <w:highlight w:val="yellow"/>
-        </w:rPr>
-        <w:t>La misma imagen debe estar en la carpeta “Anexos”.</w:t>
-      </w:r>
-    </w:p>
-    <w:p>
+        <w:ind w:left="360"/>
+        <w:jc w:val="both"/>
+      </w:pPr>
+      <w:r>
+        <w:drawing>
+          <wp:inline distT="0" distB="0" distL="0" distR="0" wp14:anchorId="17B8FE2E" wp14:editId="0D64B66E">
+            <wp:extent cx="5400040" cy="3723255"/>
+            <wp:effectExtent l="0" t="0" r="0" b="0"/>
+            <wp:docPr id="410595432" name="Picture 1" descr="A diagram of a diagram&#10;&#10;AI-generated content may be incorrect."/>
+            <wp:cNvGraphicFramePr>
+              <a:graphicFrameLocks xmlns:a="http://schemas.openxmlformats.org/drawingml/2006/main" noChangeAspect="1"/>
+            </wp:cNvGraphicFramePr>
+            <a:graphic xmlns:a="http://schemas.openxmlformats.org/drawingml/2006/main">
+              <a:graphicData uri="http://schemas.openxmlformats.org/drawingml/2006/picture">
+                <pic:pic xmlns:pic="http://schemas.openxmlformats.org/drawingml/2006/picture">
+                  <pic:nvPicPr>
+                    <pic:cNvPr id="410595432" name="Picture 1" descr="A diagram of a diagram&#10;&#10;AI-generated content may be incorrect."/>
+                    <pic:cNvPicPr/>
+                  </pic:nvPicPr>
+                  <pic:blipFill rotWithShape="1">
+                    <a:blip r:embed="rId5"/>
+                    <a:srcRect l="7423" r="3124"/>
+                    <a:stretch>
+                      <a:fillRect/>
+                    </a:stretch>
+                  </pic:blipFill>
+                  <pic:spPr bwMode="auto">
+                    <a:xfrm>
+                      <a:off x="0" y="0"/>
+                      <a:ext cx="5400040" cy="3723255"/>
+                    </a:xfrm>
+                    <a:prstGeom prst="rect">
+                      <a:avLst/>
+                    </a:prstGeom>
+                    <a:ln>
+                      <a:noFill/>
+                    </a:ln>
+                    <a:extLst>
+                      <a:ext uri="{53640926-AAD7-44D8-BBD7-CCE9431645EC}">
+                        <a14:shadowObscured xmlns:a14="http://schemas.microsoft.com/office/drawing/2010/main"/>
+                      </a:ext>
+                    </a:extLst>
+                  </pic:spPr>
+                </pic:pic>
+              </a:graphicData>
+            </a:graphic>
+          </wp:inline>
+        </w:drawing>
+      </w:r>
       <w:r>
         <w:br w:type="page"/>
       </w:r>
@@ -1720,25 +1920,7 @@
         <w:rPr>
           <w:highlight w:val="yellow"/>
         </w:rPr>
-        <w:t xml:space="preserve">Dibujar en un </w:t>
-      </w:r>
-      <w:r>
-        <w:rPr>
-          <w:highlight w:val="yellow"/>
-        </w:rPr>
-        <w:t>Diagrama de Gantt</w:t>
-      </w:r>
-      <w:r>
-        <w:rPr>
-          <w:highlight w:val="yellow"/>
-        </w:rPr>
-        <w:t xml:space="preserve"> los objetivos específicos y las historias de usuario</w:t>
-      </w:r>
-      <w:r>
-        <w:rPr>
-          <w:highlight w:val="yellow"/>
-        </w:rPr>
-        <w:t xml:space="preserve"> con sus fechas de trabajo.</w:t>
+        <w:t>Dibujar en un Diagrama de Gantt los objetivos específicos y las historias de usuario con sus fechas de trabajo.</w:t>
       </w:r>
     </w:p>
     <w:p>
@@ -2156,15 +2338,7 @@
         <w:t>T7.</w:t>
       </w:r>
       <w:r>
-        <w:t xml:space="preserve"> </w:t>
-      </w:r>
-      <w:proofErr w:type="gramStart"/>
-      <w:r>
-        <w:t>_</w:t>
-      </w:r>
-      <w:proofErr w:type="gramEnd"/>
-      <w:r>
-        <w:t>_______________________________________________________</w:t>
+        <w:t xml:space="preserve"> ________________________________________________________</w:t>
       </w:r>
     </w:p>
     <w:p>
@@ -2211,15 +2385,7 @@
         <w:t>T10.</w:t>
       </w:r>
       <w:r>
-        <w:t xml:space="preserve"> </w:t>
-      </w:r>
-      <w:proofErr w:type="gramStart"/>
-      <w:r>
-        <w:t>_</w:t>
-      </w:r>
-      <w:proofErr w:type="gramEnd"/>
-      <w:r>
-        <w:t>_______________________________________________________</w:t>
+        <w:t xml:space="preserve"> ________________________________________________________</w:t>
       </w:r>
     </w:p>
     <w:p>
@@ -2299,15 +2465,7 @@
         <w:t>T14.</w:t>
       </w:r>
       <w:r>
-        <w:t xml:space="preserve"> </w:t>
-      </w:r>
-      <w:proofErr w:type="gramStart"/>
-      <w:r>
-        <w:t>_</w:t>
-      </w:r>
-      <w:proofErr w:type="gramEnd"/>
-      <w:r>
-        <w:t>_______________________________________________________</w:t>
+        <w:t xml:space="preserve"> ________________________________________________________</w:t>
       </w:r>
     </w:p>
     <w:p>
@@ -4755,6 +4913,7 @@
   <w:style w:type="character" w:default="1" w:styleId="DefaultParagraphFont">
     <w:name w:val="Default Paragraph Font"/>
     <w:uiPriority w:val="1"/>
+    <w:semiHidden/>
     <w:unhideWhenUsed/>
   </w:style>
   <w:style w:type="table" w:default="1" w:styleId="TableNormal">
